--- a/Capstone/Fase 1/Evidencias Grupales/1.5_GuiaEstudiante_Fase 1_Definicion Proyecto APT.docx
+++ b/Capstone/Fase 1/Evidencias Grupales/1.5_GuiaEstudiante_Fase 1_Definicion Proyecto APT.docx
@@ -169,18 +169,8 @@
                                       <w:color w:val="1F3864"/>
                                       <w:sz w:val="48"/>
                                     </w:rPr>
-                                    <w:t xml:space="preserve">Asignatura </w:t>
+                                    <w:t>Asignatura Capstone</w:t>
                                   </w:r>
-                                  <w:proofErr w:type="spellStart"/>
-                                  <w:r>
-                                    <w:rPr>
-                                      <w:b/>
-                                      <w:color w:val="1F3864"/>
-                                      <w:sz w:val="48"/>
-                                    </w:rPr>
-                                    <w:t>Capstone</w:t>
-                                  </w:r>
-                                  <w:proofErr w:type="spellEnd"/>
                                 </w:p>
                               </w:txbxContent>
                             </wps:txbx>
@@ -291,18 +281,8 @@
                                 <w:color w:val="1F3864"/>
                                 <w:sz w:val="48"/>
                               </w:rPr>
-                              <w:t xml:space="preserve">Asignatura </w:t>
+                              <w:t>Asignatura Capstone</w:t>
                             </w:r>
-                            <w:proofErr w:type="spellStart"/>
-                            <w:r>
-                              <w:rPr>
-                                <w:b/>
-                                <w:color w:val="1F3864"/>
-                                <w:sz w:val="48"/>
-                              </w:rPr>
-                              <w:t>Capstone</w:t>
-                            </w:r>
-                            <w:proofErr w:type="spellEnd"/>
                           </w:p>
                         </w:txbxContent>
                       </v:textbox>
@@ -851,7 +831,6 @@
                 <w:b/>
               </w:rPr>
             </w:pPr>
-            <w:proofErr w:type="spellStart"/>
             <w:r>
               <w:rPr>
                 <w:i/>
@@ -861,7 +840,6 @@
               </w:rPr>
               <w:t>YourMeds</w:t>
             </w:r>
-            <w:proofErr w:type="spellEnd"/>
           </w:p>
         </w:tc>
       </w:tr>
@@ -886,23 +864,7 @@
                 <w:color w:val="1F3864"/>
                 <w:lang w:val="pt-BR"/>
               </w:rPr>
-              <w:t xml:space="preserve">Área (s) de </w:t>
-            </w:r>
-            <w:proofErr w:type="spellStart"/>
-            <w:r>
-              <w:rPr>
-                <w:color w:val="1F3864"/>
-                <w:lang w:val="pt-BR"/>
-              </w:rPr>
-              <w:t>desempeño</w:t>
-            </w:r>
-            <w:proofErr w:type="spellEnd"/>
-            <w:r>
-              <w:rPr>
-                <w:color w:val="1F3864"/>
-                <w:lang w:val="pt-BR"/>
-              </w:rPr>
-              <w:t>(s)</w:t>
+              <w:t>Área (s) de desempeño(s)</w:t>
             </w:r>
           </w:p>
         </w:tc>
@@ -924,59 +886,8 @@
                 <w:sz w:val="20"/>
                 <w:szCs w:val="20"/>
               </w:rPr>
-              <w:t xml:space="preserve">Programación </w:t>
-            </w:r>
-            <w:proofErr w:type="spellStart"/>
-            <w:r>
-              <w:rPr>
-                <w:i/>
-                <w:color w:val="548DD4"/>
-                <w:sz w:val="20"/>
-                <w:szCs w:val="20"/>
-              </w:rPr>
-              <w:t>Frontend</w:t>
-            </w:r>
-            <w:proofErr w:type="spellEnd"/>
-            <w:r>
-              <w:rPr>
-                <w:i/>
-                <w:color w:val="548DD4"/>
-                <w:sz w:val="20"/>
-                <w:szCs w:val="20"/>
-              </w:rPr>
-              <w:t xml:space="preserve"> (Programación </w:t>
-            </w:r>
-            <w:proofErr w:type="spellStart"/>
-            <w:r>
-              <w:rPr>
-                <w:i/>
-                <w:color w:val="548DD4"/>
-                <w:sz w:val="20"/>
-                <w:szCs w:val="20"/>
-              </w:rPr>
-              <w:t>mobile</w:t>
-            </w:r>
-            <w:proofErr w:type="spellEnd"/>
-            <w:r>
-              <w:rPr>
-                <w:i/>
-                <w:color w:val="548DD4"/>
-                <w:sz w:val="20"/>
-                <w:szCs w:val="20"/>
-              </w:rPr>
-              <w:t xml:space="preserve">) y Programación </w:t>
-            </w:r>
-            <w:proofErr w:type="spellStart"/>
-            <w:r>
-              <w:rPr>
-                <w:i/>
-                <w:color w:val="548DD4"/>
-                <w:sz w:val="20"/>
-                <w:szCs w:val="20"/>
-              </w:rPr>
-              <w:t>Backend</w:t>
-            </w:r>
-            <w:proofErr w:type="spellEnd"/>
+              <w:t>Programación Frontend (Programación mobile) y Programación Backend</w:t>
+            </w:r>
           </w:p>
         </w:tc>
       </w:tr>
@@ -1031,27 +942,7 @@
                 <w:sz w:val="20"/>
                 <w:szCs w:val="20"/>
               </w:rPr>
-              <w:t xml:space="preserve">En el marco del desarrollo de </w:t>
-            </w:r>
-            <w:proofErr w:type="spellStart"/>
-            <w:r>
-              <w:rPr>
-                <w:iCs/>
-                <w:color w:val="548DD4"/>
-                <w:sz w:val="20"/>
-                <w:szCs w:val="20"/>
-              </w:rPr>
-              <w:t>YourMeds</w:t>
-            </w:r>
-            <w:proofErr w:type="spellEnd"/>
-            <w:r>
-              <w:rPr>
-                <w:iCs/>
-                <w:color w:val="548DD4"/>
-                <w:sz w:val="20"/>
-                <w:szCs w:val="20"/>
-              </w:rPr>
-              <w:t>, abordaremos las siguientes competencias relacionadas a nuestro perfil de egreso:</w:t>
+              <w:t>En el marco del desarrollo de YourMeds, abordaremos las siguientes competencias relacionadas a nuestro perfil de egreso:</w:t>
             </w:r>
           </w:p>
           <w:p>
@@ -2831,45 +2722,14 @@
                 <w:szCs w:val="20"/>
               </w:rPr>
             </w:pPr>
-            <w:proofErr w:type="spellStart"/>
-            <w:r>
-              <w:rPr>
-                <w:b/>
-                <w:color w:val="548DD4"/>
-                <w:sz w:val="20"/>
-                <w:szCs w:val="20"/>
-              </w:rPr>
-              <w:t>Product</w:t>
-            </w:r>
-            <w:proofErr w:type="spellEnd"/>
-            <w:r>
-              <w:rPr>
-                <w:b/>
-                <w:color w:val="548DD4"/>
-                <w:sz w:val="20"/>
-                <w:szCs w:val="20"/>
-              </w:rPr>
-              <w:t xml:space="preserve"> </w:t>
-            </w:r>
-            <w:proofErr w:type="spellStart"/>
-            <w:r>
-              <w:rPr>
-                <w:b/>
-                <w:color w:val="548DD4"/>
-                <w:sz w:val="20"/>
-                <w:szCs w:val="20"/>
-              </w:rPr>
-              <w:t>Owner</w:t>
-            </w:r>
-            <w:proofErr w:type="spellEnd"/>
-            <w:r>
-              <w:rPr>
-                <w:b/>
-                <w:color w:val="548DD4"/>
-                <w:sz w:val="20"/>
-                <w:szCs w:val="20"/>
-              </w:rPr>
-              <w:t>:</w:t>
+            <w:r>
+              <w:rPr>
+                <w:b/>
+                <w:color w:val="548DD4"/>
+                <w:sz w:val="20"/>
+                <w:szCs w:val="20"/>
+              </w:rPr>
+              <w:t>Product Owner:</w:t>
             </w:r>
             <w:r>
               <w:rPr>
@@ -2885,25 +2745,7 @@
                 <w:sz w:val="20"/>
                 <w:szCs w:val="20"/>
               </w:rPr>
-              <w:t xml:space="preserve">asegurar que el desarrollo de la aplicación </w:t>
-            </w:r>
-            <w:proofErr w:type="spellStart"/>
-            <w:r>
-              <w:rPr>
-                <w:color w:val="548DD4"/>
-                <w:sz w:val="20"/>
-                <w:szCs w:val="20"/>
-              </w:rPr>
-              <w:t>YourMeds</w:t>
-            </w:r>
-            <w:proofErr w:type="spellEnd"/>
-            <w:r>
-              <w:rPr>
-                <w:color w:val="548DD4"/>
-                <w:sz w:val="20"/>
-                <w:szCs w:val="20"/>
-              </w:rPr>
-              <w:t xml:space="preserve"> integre las necesidades reales del usuario final con la finalidad que el equipo construya funcionalidades que aporten valor directo al producto</w:t>
+              <w:t>asegurar que el desarrollo de la aplicación YourMeds integre las necesidades reales del usuario final con la finalidad que el equipo construya funcionalidades que aporten valor directo al producto</w:t>
             </w:r>
             <w:r>
               <w:rPr>
@@ -2978,25 +2820,7 @@
                 <w:sz w:val="20"/>
                 <w:szCs w:val="20"/>
               </w:rPr>
-              <w:t xml:space="preserve">Gestionar y priorizar el </w:t>
-            </w:r>
-            <w:proofErr w:type="spellStart"/>
-            <w:r>
-              <w:rPr>
-                <w:color w:val="548DD4"/>
-                <w:sz w:val="20"/>
-                <w:szCs w:val="20"/>
-              </w:rPr>
-              <w:t>Product</w:t>
-            </w:r>
-            <w:proofErr w:type="spellEnd"/>
-            <w:r>
-              <w:rPr>
-                <w:color w:val="548DD4"/>
-                <w:sz w:val="20"/>
-                <w:szCs w:val="20"/>
-              </w:rPr>
-              <w:t xml:space="preserve"> Backlog.</w:t>
+              <w:t>Gestionar y priorizar el Product Backlog.</w:t>
             </w:r>
           </w:p>
           <w:p>
@@ -3013,23 +2837,13 @@
                 <w:szCs w:val="20"/>
               </w:rPr>
             </w:pPr>
-            <w:proofErr w:type="gramStart"/>
-            <w:r>
-              <w:rPr>
-                <w:color w:val="548DD4"/>
-                <w:sz w:val="20"/>
-                <w:szCs w:val="20"/>
-              </w:rPr>
-              <w:t>Asegurar</w:t>
-            </w:r>
-            <w:proofErr w:type="gramEnd"/>
-            <w:r>
-              <w:rPr>
-                <w:color w:val="548DD4"/>
-                <w:sz w:val="20"/>
-                <w:szCs w:val="20"/>
-              </w:rPr>
-              <w:t xml:space="preserve"> que las historias de usuario estén claras y alineadas al valor de negocio.</w:t>
+            <w:r>
+              <w:rPr>
+                <w:color w:val="548DD4"/>
+                <w:sz w:val="20"/>
+                <w:szCs w:val="20"/>
+              </w:rPr>
+              <w:t>Asegurar que las historias de usuario estén claras y alineadas al valor de negocio.</w:t>
             </w:r>
           </w:p>
           <w:p>
@@ -3075,25 +2889,7 @@
                 <w:sz w:val="20"/>
                 <w:szCs w:val="20"/>
               </w:rPr>
-              <w:t xml:space="preserve">Colaborar con </w:t>
-            </w:r>
-            <w:proofErr w:type="spellStart"/>
-            <w:r>
-              <w:rPr>
-                <w:color w:val="548DD4"/>
-                <w:sz w:val="20"/>
-                <w:szCs w:val="20"/>
-              </w:rPr>
-              <w:t>stakeholders</w:t>
-            </w:r>
-            <w:proofErr w:type="spellEnd"/>
-            <w:r>
-              <w:rPr>
-                <w:color w:val="548DD4"/>
-                <w:sz w:val="20"/>
-                <w:szCs w:val="20"/>
-              </w:rPr>
-              <w:t xml:space="preserve"> y clientes para entender necesidades.</w:t>
+              <w:t>Colaborar con stakeholders y clientes para entender necesidades.</w:t>
             </w:r>
           </w:p>
           <w:p>
@@ -3152,27 +2948,7 @@
                 <w:sz w:val="20"/>
                 <w:szCs w:val="20"/>
               </w:rPr>
-              <w:t xml:space="preserve">Scrum </w:t>
-            </w:r>
-            <w:proofErr w:type="gramStart"/>
-            <w:r>
-              <w:rPr>
-                <w:b/>
-                <w:color w:val="548DD4"/>
-                <w:sz w:val="20"/>
-                <w:szCs w:val="20"/>
-              </w:rPr>
-              <w:t>Master</w:t>
-            </w:r>
-            <w:proofErr w:type="gramEnd"/>
-            <w:r>
-              <w:rPr>
-                <w:b/>
-                <w:color w:val="548DD4"/>
-                <w:sz w:val="20"/>
-                <w:szCs w:val="20"/>
-              </w:rPr>
-              <w:t xml:space="preserve">: </w:t>
+              <w:t xml:space="preserve">Scrum Master: </w:t>
             </w:r>
             <w:r>
               <w:rPr>
@@ -3188,25 +2964,7 @@
                 <w:sz w:val="20"/>
                 <w:szCs w:val="20"/>
               </w:rPr>
-              <w:t xml:space="preserve"> por el equipo para que puedan trabajar sin bloqueos y que el desarrollo de </w:t>
-            </w:r>
-            <w:proofErr w:type="spellStart"/>
-            <w:r>
-              <w:rPr>
-                <w:color w:val="548DD4"/>
-                <w:sz w:val="20"/>
-                <w:szCs w:val="20"/>
-              </w:rPr>
-              <w:t>YourMeds</w:t>
-            </w:r>
-            <w:proofErr w:type="spellEnd"/>
-            <w:r>
-              <w:rPr>
-                <w:color w:val="548DD4"/>
-                <w:sz w:val="20"/>
-                <w:szCs w:val="20"/>
-              </w:rPr>
-              <w:t xml:space="preserve"> avance fluidamente según la planificación</w:t>
+              <w:t xml:space="preserve"> por el equipo para que puedan trabajar sin bloqueos y que el desarrollo de YourMeds avance fluidamente según la planificación</w:t>
             </w:r>
             <w:r>
               <w:rPr>
@@ -3276,7 +3034,6 @@
                 <w:lang w:val="en-US"/>
               </w:rPr>
             </w:pPr>
-            <w:proofErr w:type="spellStart"/>
             <w:r>
               <w:rPr>
                 <w:color w:val="548DD4"/>
@@ -3284,37 +3041,7 @@
                 <w:szCs w:val="20"/>
                 <w:lang w:val="en-US"/>
               </w:rPr>
-              <w:t>Facilitar</w:t>
-            </w:r>
-            <w:proofErr w:type="spellEnd"/>
-            <w:r>
-              <w:rPr>
-                <w:color w:val="548DD4"/>
-                <w:sz w:val="20"/>
-                <w:szCs w:val="20"/>
-                <w:lang w:val="en-US"/>
-              </w:rPr>
-              <w:t xml:space="preserve"> las </w:t>
-            </w:r>
-            <w:proofErr w:type="spellStart"/>
-            <w:r>
-              <w:rPr>
-                <w:color w:val="548DD4"/>
-                <w:sz w:val="20"/>
-                <w:szCs w:val="20"/>
-                <w:lang w:val="en-US"/>
-              </w:rPr>
-              <w:t>ceremonias</w:t>
-            </w:r>
-            <w:proofErr w:type="spellEnd"/>
-            <w:r>
-              <w:rPr>
-                <w:color w:val="548DD4"/>
-                <w:sz w:val="20"/>
-                <w:szCs w:val="20"/>
-                <w:lang w:val="en-US"/>
-              </w:rPr>
-              <w:t>:</w:t>
+              <w:t>Facilitar las ceremonias:</w:t>
             </w:r>
             <w:r>
               <w:rPr>
@@ -3393,43 +3120,7 @@
                 <w:sz w:val="20"/>
                 <w:szCs w:val="20"/>
               </w:rPr>
-              <w:t xml:space="preserve">Actuar como coach del equipo y del </w:t>
-            </w:r>
-            <w:proofErr w:type="spellStart"/>
-            <w:r>
-              <w:rPr>
-                <w:color w:val="548DD4"/>
-                <w:sz w:val="20"/>
-                <w:szCs w:val="20"/>
-              </w:rPr>
-              <w:t>Product</w:t>
-            </w:r>
-            <w:proofErr w:type="spellEnd"/>
-            <w:r>
-              <w:rPr>
-                <w:color w:val="548DD4"/>
-                <w:sz w:val="20"/>
-                <w:szCs w:val="20"/>
-              </w:rPr>
-              <w:t xml:space="preserve"> </w:t>
-            </w:r>
-            <w:proofErr w:type="spellStart"/>
-            <w:r>
-              <w:rPr>
-                <w:color w:val="548DD4"/>
-                <w:sz w:val="20"/>
-                <w:szCs w:val="20"/>
-              </w:rPr>
-              <w:t>Owner</w:t>
-            </w:r>
-            <w:proofErr w:type="spellEnd"/>
-            <w:r>
-              <w:rPr>
-                <w:color w:val="548DD4"/>
-                <w:sz w:val="20"/>
-                <w:szCs w:val="20"/>
-              </w:rPr>
-              <w:t xml:space="preserve"> en prácticas ágiles.</w:t>
+              <w:t>Actuar como coach del equipo y del Product Owner en prácticas ágiles.</w:t>
             </w:r>
           </w:p>
           <w:p>
@@ -3500,97 +3191,23 @@
                 <w:sz w:val="20"/>
                 <w:szCs w:val="20"/>
               </w:rPr>
-              <w:t xml:space="preserve">Desarrollador Full </w:t>
-            </w:r>
-            <w:proofErr w:type="spellStart"/>
-            <w:r>
-              <w:rPr>
-                <w:b/>
-                <w:color w:val="548DD4"/>
-                <w:sz w:val="20"/>
-                <w:szCs w:val="20"/>
-              </w:rPr>
-              <w:t>Stack</w:t>
-            </w:r>
-            <w:proofErr w:type="spellEnd"/>
-            <w:r>
-              <w:rPr>
-                <w:b/>
-                <w:color w:val="548DD4"/>
-                <w:sz w:val="20"/>
-                <w:szCs w:val="20"/>
-              </w:rPr>
-              <w:t xml:space="preserve">: </w:t>
-            </w:r>
-            <w:r>
-              <w:rPr>
-                <w:color w:val="548DD4"/>
-                <w:sz w:val="20"/>
-                <w:szCs w:val="20"/>
-              </w:rPr>
-              <w:t xml:space="preserve">Implementa directamente las funcionalidades de la aplicación </w:t>
-            </w:r>
-            <w:proofErr w:type="spellStart"/>
-            <w:r>
-              <w:rPr>
-                <w:color w:val="548DD4"/>
-                <w:sz w:val="20"/>
-                <w:szCs w:val="20"/>
-              </w:rPr>
-              <w:t>YourMeds</w:t>
-            </w:r>
-            <w:proofErr w:type="spellEnd"/>
-            <w:r>
-              <w:rPr>
-                <w:color w:val="548DD4"/>
-                <w:sz w:val="20"/>
-                <w:szCs w:val="20"/>
-              </w:rPr>
-              <w:t xml:space="preserve">, tanto en </w:t>
-            </w:r>
-            <w:proofErr w:type="spellStart"/>
-            <w:r>
-              <w:rPr>
-                <w:color w:val="548DD4"/>
-                <w:sz w:val="20"/>
-                <w:szCs w:val="20"/>
-              </w:rPr>
-              <w:t>backend</w:t>
-            </w:r>
-            <w:proofErr w:type="spellEnd"/>
-            <w:r>
-              <w:rPr>
-                <w:color w:val="548DD4"/>
-                <w:sz w:val="20"/>
-                <w:szCs w:val="20"/>
-              </w:rPr>
-              <w:t xml:space="preserve"> (API</w:t>
-            </w:r>
-            <w:r>
-              <w:rPr>
-                <w:color w:val="548DD4"/>
-                <w:sz w:val="20"/>
-                <w:szCs w:val="20"/>
-              </w:rPr>
-              <w:t xml:space="preserve"> Spring </w:t>
-            </w:r>
-            <w:proofErr w:type="spellStart"/>
-            <w:r>
-              <w:rPr>
-                <w:color w:val="548DD4"/>
-                <w:sz w:val="20"/>
-                <w:szCs w:val="20"/>
-              </w:rPr>
-              <w:t>Boot</w:t>
-            </w:r>
-            <w:proofErr w:type="spellEnd"/>
-            <w:r>
-              <w:rPr>
-                <w:color w:val="548DD4"/>
-                <w:sz w:val="20"/>
-                <w:szCs w:val="20"/>
-              </w:rPr>
-              <w:t>, base de datos MySQL</w:t>
+              <w:t xml:space="preserve">Desarrollador Full Stack: </w:t>
+            </w:r>
+            <w:r>
+              <w:rPr>
+                <w:color w:val="548DD4"/>
+                <w:sz w:val="20"/>
+                <w:szCs w:val="20"/>
+              </w:rPr>
+              <w:t>Implementa directamente las funcionalidades de la aplicación YourMeds, tanto en backend (API</w:t>
+            </w:r>
+            <w:r>
+              <w:rPr>
+                <w:color w:val="548DD4"/>
+                <w:sz w:val="20"/>
+                <w:szCs w:val="20"/>
+              </w:rPr>
+              <w:t xml:space="preserve"> Spring Boot, base de datos MySQL</w:t>
             </w:r>
             <w:r>
               <w:rPr>
@@ -3606,43 +3223,7 @@
                 <w:sz w:val="20"/>
                 <w:szCs w:val="20"/>
               </w:rPr>
-              <w:t xml:space="preserve"> como </w:t>
-            </w:r>
-            <w:proofErr w:type="spellStart"/>
-            <w:r>
-              <w:rPr>
-                <w:color w:val="548DD4"/>
-                <w:sz w:val="20"/>
-                <w:szCs w:val="20"/>
-              </w:rPr>
-              <w:t>frontend</w:t>
-            </w:r>
-            <w:proofErr w:type="spellEnd"/>
-            <w:r>
-              <w:rPr>
-                <w:color w:val="548DD4"/>
-                <w:sz w:val="20"/>
-                <w:szCs w:val="20"/>
-              </w:rPr>
-              <w:t xml:space="preserve"> móvil (</w:t>
-            </w:r>
-            <w:proofErr w:type="spellStart"/>
-            <w:r>
-              <w:rPr>
-                <w:color w:val="548DD4"/>
-                <w:sz w:val="20"/>
-                <w:szCs w:val="20"/>
-              </w:rPr>
-              <w:t>React</w:t>
-            </w:r>
-            <w:proofErr w:type="spellEnd"/>
-            <w:r>
-              <w:rPr>
-                <w:color w:val="548DD4"/>
-                <w:sz w:val="20"/>
-                <w:szCs w:val="20"/>
-              </w:rPr>
-              <w:t xml:space="preserve"> Native)</w:t>
+              <w:t xml:space="preserve"> como frontend móvil (React Native)</w:t>
             </w:r>
             <w:r>
               <w:rPr>
@@ -3717,25 +3298,7 @@
                 <w:sz w:val="20"/>
                 <w:szCs w:val="20"/>
               </w:rPr>
-              <w:t>Construir interfaces de usuario atractivas y accesibles (</w:t>
-            </w:r>
-            <w:proofErr w:type="spellStart"/>
-            <w:r>
-              <w:rPr>
-                <w:color w:val="548DD4"/>
-                <w:sz w:val="20"/>
-                <w:szCs w:val="20"/>
-              </w:rPr>
-              <w:t>frontend</w:t>
-            </w:r>
-            <w:proofErr w:type="spellEnd"/>
-            <w:r>
-              <w:rPr>
-                <w:color w:val="548DD4"/>
-                <w:sz w:val="20"/>
-                <w:szCs w:val="20"/>
-              </w:rPr>
-              <w:t>).</w:t>
+              <w:t>Construir interfaces de usuario atractivas y accesibles (frontend).</w:t>
             </w:r>
           </w:p>
           <w:p>
@@ -3758,43 +3321,7 @@
                 <w:sz w:val="20"/>
                 <w:szCs w:val="20"/>
               </w:rPr>
-              <w:t xml:space="preserve">Implementar lógica de negocio, </w:t>
-            </w:r>
-            <w:proofErr w:type="spellStart"/>
-            <w:r>
-              <w:rPr>
-                <w:color w:val="548DD4"/>
-                <w:sz w:val="20"/>
-                <w:szCs w:val="20"/>
-              </w:rPr>
-              <w:t>APIs</w:t>
-            </w:r>
-            <w:proofErr w:type="spellEnd"/>
-            <w:r>
-              <w:rPr>
-                <w:color w:val="548DD4"/>
-                <w:sz w:val="20"/>
-                <w:szCs w:val="20"/>
-              </w:rPr>
-              <w:t xml:space="preserve"> y gestión de datos (</w:t>
-            </w:r>
-            <w:proofErr w:type="spellStart"/>
-            <w:r>
-              <w:rPr>
-                <w:color w:val="548DD4"/>
-                <w:sz w:val="20"/>
-                <w:szCs w:val="20"/>
-              </w:rPr>
-              <w:t>backend</w:t>
-            </w:r>
-            <w:proofErr w:type="spellEnd"/>
-            <w:r>
-              <w:rPr>
-                <w:color w:val="548DD4"/>
-                <w:sz w:val="20"/>
-                <w:szCs w:val="20"/>
-              </w:rPr>
-              <w:t>).</w:t>
+              <w:t>Implementar lógica de negocio, APIs y gestión de datos (backend).</w:t>
             </w:r>
           </w:p>
           <w:p>
@@ -4427,18 +3954,7 @@
                 <w:sz w:val="20"/>
                 <w:szCs w:val="20"/>
               </w:rPr>
-              <w:t>1.</w:t>
-            </w:r>
-            <w:r>
-              <w:rPr>
-                <w:rFonts w:ascii="Arial" w:hAnsi="Arial" w:cs="Arial"/>
-                <w:b/>
-                <w:bCs/>
-                <w:color w:val="1F3864"/>
-                <w:sz w:val="20"/>
-                <w:szCs w:val="20"/>
-              </w:rPr>
-              <w:t>2 Plan de trabajo</w:t>
+              <w:t>Plan de trabajo</w:t>
             </w:r>
           </w:p>
         </w:tc>
@@ -4587,7 +4103,7 @@
                 <w:sz w:val="20"/>
                 <w:szCs w:val="20"/>
               </w:rPr>
-              <w:t>1.3 Requerimiento</w:t>
+              <w:t>Requerimiento</w:t>
             </w:r>
             <w:r>
               <w:rPr>
@@ -4635,27 +4151,7 @@
                 <w:sz w:val="16"/>
                 <w:szCs w:val="16"/>
               </w:rPr>
-              <w:t xml:space="preserve">Este documento reúne y organiza todos los requerimientos funcionales y no funcionales del sistema </w:t>
-            </w:r>
-            <w:proofErr w:type="spellStart"/>
-            <w:r>
-              <w:rPr>
-                <w:rFonts w:ascii="Arial" w:hAnsi="Arial" w:cs="Arial"/>
-                <w:color w:val="4472C4"/>
-                <w:sz w:val="16"/>
-                <w:szCs w:val="16"/>
-              </w:rPr>
-              <w:t>YourMeds</w:t>
-            </w:r>
-            <w:proofErr w:type="spellEnd"/>
-            <w:r>
-              <w:rPr>
-                <w:rFonts w:ascii="Arial" w:hAnsi="Arial" w:cs="Arial"/>
-                <w:color w:val="4472C4"/>
-                <w:sz w:val="16"/>
-                <w:szCs w:val="16"/>
-              </w:rPr>
-              <w:t>, especificando las necesidades que debe cumplir la aplicación para su correcto funcionamiento.</w:t>
+              <w:t>Este documento reúne y organiza todos los requerimientos funcionales y no funcionales del sistema YourMeds, especificando las necesidades que debe cumplir la aplicación para su correcto funcionamiento.</w:t>
             </w:r>
           </w:p>
         </w:tc>
@@ -4693,19 +4189,8 @@
                 <w:sz w:val="16"/>
                 <w:szCs w:val="16"/>
               </w:rPr>
-              <w:t xml:space="preserve">El documento de requerimientos es fundamental porque permite definir y formalizar las necesidades del usuario y del sistema, evitando interpretaciones erróneas durante el desarrollo. Esto garantiza que todas las funcionalidades de </w:t>
-            </w:r>
-            <w:proofErr w:type="spellStart"/>
-            <w:r>
-              <w:rPr>
-                <w:rFonts w:ascii="Arial" w:hAnsi="Arial" w:cs="Arial"/>
-                <w:color w:val="4472C4"/>
-                <w:sz w:val="16"/>
-                <w:szCs w:val="16"/>
-              </w:rPr>
-              <w:t>YourMeds</w:t>
-            </w:r>
-            <w:proofErr w:type="spellEnd"/>
+              <w:t>El documento de requerimientos es fundamental porque permite definir y formalizar las necesidades del usuario y del sistema, evitando interpretaciones erróneas durante el desarrollo. Esto garantiza que todas las funcionalidades de YourMeds</w:t>
+            </w:r>
             <w:r>
               <w:rPr>
                 <w:rFonts w:ascii="Arial" w:hAnsi="Arial" w:cs="Arial"/>
@@ -4825,7 +4310,7 @@
                 <w:sz w:val="20"/>
                 <w:szCs w:val="20"/>
               </w:rPr>
-              <w:t>1.4 Creación de historias de usuarios</w:t>
+              <w:t>Creación de historias de usuarios</w:t>
             </w:r>
           </w:p>
         </w:tc>
@@ -4993,17 +4478,6 @@
                 <w:sz w:val="20"/>
                 <w:szCs w:val="20"/>
               </w:rPr>
-              <w:t xml:space="preserve">1.6 </w:t>
-            </w:r>
-            <w:r>
-              <w:rPr>
-                <w:rFonts w:ascii="Arial" w:hAnsi="Arial" w:cs="Arial"/>
-                <w:b/>
-                <w:bCs/>
-                <w:color w:val="1F3864"/>
-                <w:sz w:val="20"/>
-                <w:szCs w:val="20"/>
-              </w:rPr>
               <w:t>Diseño Mockups</w:t>
             </w:r>
           </w:p>
@@ -5206,7 +4680,7 @@
                 <w:sz w:val="20"/>
                 <w:szCs w:val="20"/>
               </w:rPr>
-              <w:t>1.1.7 Carta Gantt</w:t>
+              <w:t>Carta Gantt</w:t>
             </w:r>
           </w:p>
         </w:tc>
@@ -5399,7 +4873,6 @@
                 <w:szCs w:val="20"/>
               </w:rPr>
             </w:pPr>
-            <w:proofErr w:type="spellStart"/>
             <w:r>
               <w:rPr>
                 <w:rFonts w:ascii="Arial" w:hAnsi="Arial" w:cs="Arial"/>
@@ -5409,19 +4882,7 @@
                 <w:sz w:val="20"/>
                 <w:szCs w:val="20"/>
               </w:rPr>
-              <w:t>Yourmeds</w:t>
-            </w:r>
-            <w:proofErr w:type="spellEnd"/>
-            <w:r>
-              <w:rPr>
-                <w:rFonts w:ascii="Arial" w:hAnsi="Arial" w:cs="Arial"/>
-                <w:b/>
-                <w:bCs/>
-                <w:color w:val="1F3864"/>
-                <w:sz w:val="20"/>
-                <w:szCs w:val="20"/>
-              </w:rPr>
-              <w:t xml:space="preserve"> APP</w:t>
+              <w:t>Yourmeds APP</w:t>
             </w:r>
           </w:p>
         </w:tc>
@@ -5452,7 +4913,6 @@
                 <w:szCs w:val="16"/>
               </w:rPr>
             </w:pPr>
-            <w:proofErr w:type="spellStart"/>
             <w:r>
               <w:rPr>
                 <w:rFonts w:ascii="Arial" w:hAnsi="Arial" w:cs="Arial"/>
@@ -5460,17 +4920,7 @@
                 <w:sz w:val="16"/>
                 <w:szCs w:val="16"/>
               </w:rPr>
-              <w:t>YourMeds</w:t>
-            </w:r>
-            <w:proofErr w:type="spellEnd"/>
-            <w:r>
-              <w:rPr>
-                <w:rFonts w:ascii="Arial" w:hAnsi="Arial" w:cs="Arial"/>
-                <w:color w:val="4472C4"/>
-                <w:sz w:val="16"/>
-                <w:szCs w:val="16"/>
-              </w:rPr>
-              <w:t xml:space="preserve"> es una aplicación móvil diseñada para gestionar y recordar la toma de medicamentos, permitiendo a los usuarios crear alarmas personalizadas, organizar sus tratamientos dentro de grupos personales o compartidos, y recibir notificaciones automáticas en el momento adecuado.</w:t>
+              <w:t>YourMeds es una aplicación móvil diseñada para gestionar y recordar la toma de medicamentos, permitiendo a los usuarios crear alarmas personalizadas, organizar sus tratamientos dentro de grupos personales o compartidos, y recibir notificaciones automáticas en el momento adecuado.</w:t>
             </w:r>
           </w:p>
         </w:tc>
@@ -5501,7 +4951,6 @@
                 <w:szCs w:val="16"/>
               </w:rPr>
             </w:pPr>
-            <w:proofErr w:type="spellStart"/>
             <w:r>
               <w:rPr>
                 <w:rFonts w:ascii="Arial" w:hAnsi="Arial" w:cs="Arial"/>
@@ -5509,17 +4958,7 @@
                 <w:sz w:val="16"/>
                 <w:szCs w:val="16"/>
               </w:rPr>
-              <w:t>YourMeds</w:t>
-            </w:r>
-            <w:proofErr w:type="spellEnd"/>
-            <w:r>
-              <w:rPr>
-                <w:rFonts w:ascii="Arial" w:hAnsi="Arial" w:cs="Arial"/>
-                <w:color w:val="4472C4"/>
-                <w:sz w:val="16"/>
-                <w:szCs w:val="16"/>
-              </w:rPr>
-              <w:t xml:space="preserve"> se justifica como solución debido a la necesidad creciente de herramientas que ayuden a los usuarios a cumplir horarios de medicación, especialmente en contextos donde la salud depende de una </w:t>
+              <w:t xml:space="preserve">YourMeds se justifica como solución debido a la necesidad creciente de herramientas que ayuden a los usuarios a cumplir horarios de medicación, especialmente en contextos donde la salud depende de una </w:t>
             </w:r>
             <w:r>
               <w:rPr>
@@ -5694,21 +5133,7 @@
               <w:rPr>
                 <w:color w:val="1F3864"/>
               </w:rPr>
-              <w:t xml:space="preserve">En la siguiente tabla define la planificación de tu Proyecto APT </w:t>
-            </w:r>
-            <w:proofErr w:type="gramStart"/>
-            <w:r>
-              <w:rPr>
-                <w:color w:val="1F3864"/>
-              </w:rPr>
-              <w:t>de acuerdo a</w:t>
-            </w:r>
-            <w:proofErr w:type="gramEnd"/>
-            <w:r>
-              <w:rPr>
-                <w:color w:val="1F3864"/>
-              </w:rPr>
-              <w:t xml:space="preserve"> lo requerido.</w:t>
+              <w:t>En la siguiente tabla define la planificación de tu Proyecto APT de acuerdo a lo requerido.</w:t>
             </w:r>
           </w:p>
         </w:tc>
